--- a/docs/package/05_Delivery/BrokerVerse_Test_Summary_Report.docx
+++ b/docs/package/05_Delivery/BrokerVerse_Test_Summary_Report.docx
@@ -789,7 +789,7 @@
             </w:rPr>
             <w:fldChar w:fldCharType="separate"/>
           </w:r>
-          <w:hyperlink w:anchor="__RefHeading___Toc141943_4049217194">
+          <w:hyperlink w:anchor="__RefHeading___Toc141943_3199679052">
             <w:r>
               <w:rPr>
                 <w:webHidden/>
@@ -824,7 +824,7 @@
             </w:tabs>
             <w:rPr/>
           </w:pPr>
-          <w:hyperlink w:anchor="__RefHeading___Toc141945_4049217194">
+          <w:hyperlink w:anchor="__RefHeading___Toc141945_3199679052">
             <w:r>
               <w:rPr>
                 <w:webHidden/>
@@ -853,7 +853,7 @@
             </w:tabs>
             <w:rPr/>
           </w:pPr>
-          <w:hyperlink w:anchor="__RefHeading___Toc141947_4049217194">
+          <w:hyperlink w:anchor="__RefHeading___Toc141947_3199679052">
             <w:r>
               <w:rPr>
                 <w:webHidden/>
@@ -875,7 +875,7 @@
             </w:tabs>
             <w:rPr/>
           </w:pPr>
-          <w:hyperlink w:anchor="__RefHeading___Toc141949_4049217194">
+          <w:hyperlink w:anchor="__RefHeading___Toc141949_3199679052">
             <w:r>
               <w:rPr>
                 <w:webHidden/>
@@ -897,7 +897,7 @@
             </w:tabs>
             <w:rPr/>
           </w:pPr>
-          <w:hyperlink w:anchor="__RefHeading___Toc141951_4049217194">
+          <w:hyperlink w:anchor="__RefHeading___Toc141951_3199679052">
             <w:r>
               <w:rPr>
                 <w:webHidden/>
@@ -919,7 +919,7 @@
             </w:tabs>
             <w:rPr/>
           </w:pPr>
-          <w:hyperlink w:anchor="__RefHeading___Toc141953_4049217194">
+          <w:hyperlink w:anchor="__RefHeading___Toc141953_3199679052">
             <w:r>
               <w:rPr>
                 <w:webHidden/>
@@ -941,7 +941,7 @@
             </w:tabs>
             <w:rPr/>
           </w:pPr>
-          <w:hyperlink w:anchor="__RefHeading___Toc141955_4049217194">
+          <w:hyperlink w:anchor="__RefHeading___Toc141955_3199679052">
             <w:r>
               <w:rPr>
                 <w:webHidden/>
@@ -963,7 +963,7 @@
             </w:tabs>
             <w:rPr/>
           </w:pPr>
-          <w:hyperlink w:anchor="__RefHeading___Toc141957_4049217194">
+          <w:hyperlink w:anchor="__RefHeading___Toc141957_3199679052">
             <w:r>
               <w:rPr>
                 <w:webHidden/>
@@ -985,7 +985,7 @@
             </w:tabs>
             <w:rPr/>
           </w:pPr>
-          <w:hyperlink w:anchor="__RefHeading___Toc141959_4049217194">
+          <w:hyperlink w:anchor="__RefHeading___Toc141959_3199679052">
             <w:r>
               <w:rPr>
                 <w:webHidden/>
@@ -1007,7 +1007,7 @@
             </w:tabs>
             <w:rPr/>
           </w:pPr>
-          <w:hyperlink w:anchor="__RefHeading___Toc141961_4049217194">
+          <w:hyperlink w:anchor="__RefHeading___Toc141961_3199679052">
             <w:r>
               <w:rPr>
                 <w:webHidden/>
@@ -1029,7 +1029,7 @@
             </w:tabs>
             <w:rPr/>
           </w:pPr>
-          <w:hyperlink w:anchor="__RefHeading___Toc141963_4049217194">
+          <w:hyperlink w:anchor="__RefHeading___Toc141963_3199679052">
             <w:r>
               <w:rPr>
                 <w:webHidden/>
@@ -1051,7 +1051,7 @@
             </w:tabs>
             <w:rPr/>
           </w:pPr>
-          <w:hyperlink w:anchor="__RefHeading___Toc141965_4049217194">
+          <w:hyperlink w:anchor="__RefHeading___Toc141965_3199679052">
             <w:r>
               <w:rPr>
                 <w:webHidden/>
@@ -1073,7 +1073,7 @@
             </w:tabs>
             <w:rPr/>
           </w:pPr>
-          <w:hyperlink w:anchor="__RefHeading___Toc141967_4049217194">
+          <w:hyperlink w:anchor="__RefHeading___Toc141967_3199679052">
             <w:r>
               <w:rPr>
                 <w:webHidden/>
@@ -1095,7 +1095,7 @@
             </w:tabs>
             <w:rPr/>
           </w:pPr>
-          <w:hyperlink w:anchor="__RefHeading___Toc141969_4049217194">
+          <w:hyperlink w:anchor="__RefHeading___Toc141969_3199679052">
             <w:r>
               <w:rPr>
                 <w:webHidden/>
@@ -1117,7 +1117,7 @@
             </w:tabs>
             <w:rPr/>
           </w:pPr>
-          <w:hyperlink w:anchor="__RefHeading___Toc141971_4049217194">
+          <w:hyperlink w:anchor="__RefHeading___Toc141971_3199679052">
             <w:r>
               <w:rPr>
                 <w:webHidden/>
@@ -1139,7 +1139,7 @@
             </w:tabs>
             <w:rPr/>
           </w:pPr>
-          <w:hyperlink w:anchor="__RefHeading___Toc141973_4049217194">
+          <w:hyperlink w:anchor="__RefHeading___Toc141973_3199679052">
             <w:r>
               <w:rPr>
                 <w:webHidden/>
@@ -1161,7 +1161,7 @@
             </w:tabs>
             <w:rPr/>
           </w:pPr>
-          <w:hyperlink w:anchor="__RefHeading___Toc141975_4049217194">
+          <w:hyperlink w:anchor="__RefHeading___Toc141975_3199679052">
             <w:r>
               <w:rPr>
                 <w:webHidden/>
@@ -1183,7 +1183,7 @@
             </w:tabs>
             <w:rPr/>
           </w:pPr>
-          <w:hyperlink w:anchor="__RefHeading___Toc141977_4049217194">
+          <w:hyperlink w:anchor="__RefHeading___Toc141977_3199679052">
             <w:r>
               <w:rPr>
                 <w:webHidden/>
@@ -1205,7 +1205,7 @@
             </w:tabs>
             <w:rPr/>
           </w:pPr>
-          <w:hyperlink w:anchor="__RefHeading___Toc141979_4049217194">
+          <w:hyperlink w:anchor="__RefHeading___Toc141979_3199679052">
             <w:r>
               <w:rPr>
                 <w:webHidden/>
@@ -1227,7 +1227,7 @@
             </w:tabs>
             <w:rPr/>
           </w:pPr>
-          <w:hyperlink w:anchor="__RefHeading___Toc141981_4049217194">
+          <w:hyperlink w:anchor="__RefHeading___Toc141981_3199679052">
             <w:r>
               <w:rPr>
                 <w:webHidden/>
@@ -1249,7 +1249,7 @@
             </w:tabs>
             <w:rPr/>
           </w:pPr>
-          <w:hyperlink w:anchor="__RefHeading___Toc141983_4049217194">
+          <w:hyperlink w:anchor="__RefHeading___Toc141983_3199679052">
             <w:r>
               <w:rPr>
                 <w:webHidden/>
@@ -1271,7 +1271,7 @@
             </w:tabs>
             <w:rPr/>
           </w:pPr>
-          <w:hyperlink w:anchor="__RefHeading___Toc141985_4049217194">
+          <w:hyperlink w:anchor="__RefHeading___Toc141985_3199679052">
             <w:r>
               <w:rPr>
                 <w:webHidden/>
@@ -1293,7 +1293,7 @@
             </w:tabs>
             <w:rPr/>
           </w:pPr>
-          <w:hyperlink w:anchor="__RefHeading___Toc141987_4049217194">
+          <w:hyperlink w:anchor="__RefHeading___Toc141987_3199679052">
             <w:r>
               <w:rPr>
                 <w:webHidden/>
@@ -1315,7 +1315,7 @@
             </w:tabs>
             <w:rPr/>
           </w:pPr>
-          <w:hyperlink w:anchor="__RefHeading___Toc141989_4049217194">
+          <w:hyperlink w:anchor="__RefHeading___Toc141989_3199679052">
             <w:r>
               <w:rPr>
                 <w:webHidden/>
@@ -1337,7 +1337,7 @@
             </w:tabs>
             <w:rPr/>
           </w:pPr>
-          <w:hyperlink w:anchor="__RefHeading___Toc141991_4049217194">
+          <w:hyperlink w:anchor="__RefHeading___Toc141991_3199679052">
             <w:r>
               <w:rPr>
                 <w:webHidden/>
@@ -1359,7 +1359,7 @@
             </w:tabs>
             <w:rPr/>
           </w:pPr>
-          <w:hyperlink w:anchor="__RefHeading___Toc141993_4049217194">
+          <w:hyperlink w:anchor="__RefHeading___Toc141993_3199679052">
             <w:r>
               <w:rPr>
                 <w:webHidden/>
@@ -1381,7 +1381,7 @@
             </w:tabs>
             <w:rPr/>
           </w:pPr>
-          <w:hyperlink w:anchor="__RefHeading___Toc141995_4049217194">
+          <w:hyperlink w:anchor="__RefHeading___Toc141995_3199679052">
             <w:r>
               <w:rPr>
                 <w:webHidden/>
@@ -1403,7 +1403,7 @@
             </w:tabs>
             <w:rPr/>
           </w:pPr>
-          <w:hyperlink w:anchor="__RefHeading___Toc141997_4049217194">
+          <w:hyperlink w:anchor="__RefHeading___Toc141997_3199679052">
             <w:r>
               <w:rPr>
                 <w:webHidden/>
@@ -1425,7 +1425,7 @@
             </w:tabs>
             <w:rPr/>
           </w:pPr>
-          <w:hyperlink w:anchor="__RefHeading___Toc141999_4049217194">
+          <w:hyperlink w:anchor="__RefHeading___Toc141999_3199679052">
             <w:r>
               <w:rPr>
                 <w:webHidden/>
@@ -1447,7 +1447,7 @@
             </w:tabs>
             <w:rPr/>
           </w:pPr>
-          <w:hyperlink w:anchor="__RefHeading___Toc142001_4049217194">
+          <w:hyperlink w:anchor="__RefHeading___Toc142001_3199679052">
             <w:r>
               <w:rPr>
                 <w:webHidden/>
@@ -1469,7 +1469,7 @@
             </w:tabs>
             <w:rPr/>
           </w:pPr>
-          <w:hyperlink w:anchor="__RefHeading___Toc142003_4049217194">
+          <w:hyperlink w:anchor="__RefHeading___Toc142003_3199679052">
             <w:r>
               <w:rPr>
                 <w:webHidden/>
@@ -1491,7 +1491,7 @@
             </w:tabs>
             <w:rPr/>
           </w:pPr>
-          <w:hyperlink w:anchor="__RefHeading___Toc142005_4049217194">
+          <w:hyperlink w:anchor="__RefHeading___Toc142005_3199679052">
             <w:r>
               <w:rPr>
                 <w:webHidden/>
@@ -1539,7 +1539,7 @@
       <w:r>
         <w:br w:type="page"/>
       </w:r>
-      <w:bookmarkStart w:id="0" w:name="__RefHeading___Toc141943_4049217194"/>
+      <w:bookmarkStart w:id="0" w:name="__RefHeading___Toc141943_3199679052"/>
       <w:bookmarkStart w:id="1" w:name="_Toc48319687"/>
       <w:bookmarkStart w:id="2" w:name="_Toc11824118"/>
       <w:bookmarkEnd w:id="0"/>
@@ -2182,7 +2182,7 @@
           <w:spacing w:val="0"/>
         </w:rPr>
       </w:pPr>
-      <w:bookmarkStart w:id="4" w:name="__RefHeading___Toc141945_4049217194"/>
+      <w:bookmarkStart w:id="4" w:name="__RefHeading___Toc141945_3199679052"/>
       <w:bookmarkStart w:id="5" w:name="_Toc233203388"/>
       <w:bookmarkEnd w:id="4"/>
       <w:r>
@@ -4277,7 +4277,7 @@
         <w:pageBreakBefore w:val="false"/>
         <w:rPr/>
       </w:pPr>
-      <w:bookmarkStart w:id="6" w:name="__RefHeading___Toc141947_4049217194"/>
+      <w:bookmarkStart w:id="6" w:name="__RefHeading___Toc141947_3199679052"/>
       <w:bookmarkEnd w:id="6"/>
       <w:r>
         <w:rPr>
@@ -4326,7 +4326,7 @@
         <w:pStyle w:val="Heading2"/>
         <w:rPr/>
       </w:pPr>
-      <w:bookmarkStart w:id="7" w:name="__RefHeading___Toc141949_4049217194"/>
+      <w:bookmarkStart w:id="7" w:name="__RefHeading___Toc141949_3199679052"/>
       <w:bookmarkEnd w:id="7"/>
       <w:r>
         <w:rPr>
@@ -4487,7 +4487,7 @@
         <w:pStyle w:val="Heading2"/>
         <w:rPr/>
       </w:pPr>
-      <w:bookmarkStart w:id="8" w:name="__RefHeading___Toc141951_4049217194"/>
+      <w:bookmarkStart w:id="8" w:name="__RefHeading___Toc141951_3199679052"/>
       <w:bookmarkEnd w:id="8"/>
       <w:r>
         <w:rPr>
@@ -4649,7 +4649,7 @@
         <w:pStyle w:val="Heading1"/>
         <w:rPr/>
       </w:pPr>
-      <w:bookmarkStart w:id="9" w:name="__RefHeading___Toc141953_4049217194"/>
+      <w:bookmarkStart w:id="9" w:name="__RefHeading___Toc141953_3199679052"/>
       <w:bookmarkEnd w:id="9"/>
       <w:r>
         <w:rPr>
@@ -5318,7 +5318,7 @@
         <w:pStyle w:val="Heading2"/>
         <w:rPr/>
       </w:pPr>
-      <w:bookmarkStart w:id="10" w:name="__RefHeading___Toc141955_4049217194"/>
+      <w:bookmarkStart w:id="10" w:name="__RefHeading___Toc141955_3199679052"/>
       <w:bookmarkEnd w:id="10"/>
       <w:r>
         <w:rPr>
@@ -6400,7 +6400,7 @@
         <w:pStyle w:val="Heading2"/>
         <w:rPr/>
       </w:pPr>
-      <w:bookmarkStart w:id="11" w:name="__RefHeading___Toc141957_4049217194"/>
+      <w:bookmarkStart w:id="11" w:name="__RefHeading___Toc141957_3199679052"/>
       <w:bookmarkEnd w:id="11"/>
       <w:r>
         <w:rPr>
@@ -6435,7 +6435,7 @@
         <w:pStyle w:val="Heading1"/>
         <w:rPr/>
       </w:pPr>
-      <w:bookmarkStart w:id="12" w:name="__RefHeading___Toc141959_4049217194"/>
+      <w:bookmarkStart w:id="12" w:name="__RefHeading___Toc141959_3199679052"/>
       <w:bookmarkEnd w:id="12"/>
       <w:r>
         <w:rPr>
@@ -15071,7 +15071,7 @@
         <w:pStyle w:val="Heading2"/>
         <w:rPr/>
       </w:pPr>
-      <w:bookmarkStart w:id="13" w:name="__RefHeading___Toc141961_4049217194"/>
+      <w:bookmarkStart w:id="13" w:name="__RefHeading___Toc141961_3199679052"/>
       <w:bookmarkEnd w:id="13"/>
       <w:r>
         <w:rPr>
@@ -16936,7 +16936,7 @@
         <w:pStyle w:val="Heading2"/>
         <w:rPr/>
       </w:pPr>
-      <w:bookmarkStart w:id="14" w:name="__RefHeading___Toc141963_4049217194"/>
+      <w:bookmarkStart w:id="14" w:name="__RefHeading___Toc141963_3199679052"/>
       <w:bookmarkEnd w:id="14"/>
       <w:r>
         <w:rPr>
@@ -18827,7 +18827,7 @@
         <w:pStyle w:val="Heading1"/>
         <w:rPr/>
       </w:pPr>
-      <w:bookmarkStart w:id="15" w:name="__RefHeading___Toc141965_4049217194"/>
+      <w:bookmarkStart w:id="15" w:name="__RefHeading___Toc141965_3199679052"/>
       <w:bookmarkEnd w:id="15"/>
       <w:r>
         <w:rPr>
@@ -20383,7 +20383,7 @@
         <w:pStyle w:val="Heading2"/>
         <w:rPr/>
       </w:pPr>
-      <w:bookmarkStart w:id="16" w:name="__RefHeading___Toc141967_4049217194"/>
+      <w:bookmarkStart w:id="16" w:name="__RefHeading___Toc141967_3199679052"/>
       <w:bookmarkEnd w:id="16"/>
       <w:r>
         <w:rPr>
@@ -22376,7 +22376,7 @@
         <w:pStyle w:val="Heading2"/>
         <w:rPr/>
       </w:pPr>
-      <w:bookmarkStart w:id="17" w:name="__RefHeading___Toc141969_4049217194"/>
+      <w:bookmarkStart w:id="17" w:name="__RefHeading___Toc141969_3199679052"/>
       <w:bookmarkEnd w:id="17"/>
       <w:r>
         <w:rPr>
@@ -22411,7 +22411,7 @@
         <w:pStyle w:val="Heading1"/>
         <w:rPr/>
       </w:pPr>
-      <w:bookmarkStart w:id="18" w:name="__RefHeading___Toc141971_4049217194"/>
+      <w:bookmarkStart w:id="18" w:name="__RefHeading___Toc141971_3199679052"/>
       <w:bookmarkEnd w:id="18"/>
       <w:r>
         <w:rPr>
@@ -24361,7 +24361,7 @@
         <w:pStyle w:val="Heading1"/>
         <w:rPr/>
       </w:pPr>
-      <w:bookmarkStart w:id="19" w:name="__RefHeading___Toc141973_4049217194"/>
+      <w:bookmarkStart w:id="19" w:name="__RefHeading___Toc141973_3199679052"/>
       <w:bookmarkEnd w:id="19"/>
       <w:r>
         <w:rPr>
@@ -25803,7 +25803,7 @@
         <w:pStyle w:val="Heading1"/>
         <w:rPr/>
       </w:pPr>
-      <w:bookmarkStart w:id="20" w:name="__RefHeading___Toc141975_4049217194"/>
+      <w:bookmarkStart w:id="20" w:name="__RefHeading___Toc141975_3199679052"/>
       <w:bookmarkEnd w:id="20"/>
       <w:r>
         <w:rPr>
@@ -25912,7 +25912,7 @@
         <w:pStyle w:val="Heading1"/>
         <w:rPr/>
       </w:pPr>
-      <w:bookmarkStart w:id="21" w:name="__RefHeading___Toc141977_4049217194"/>
+      <w:bookmarkStart w:id="21" w:name="__RefHeading___Toc141977_3199679052"/>
       <w:bookmarkEnd w:id="21"/>
       <w:r>
         <w:rPr>
@@ -28002,7 +28002,7 @@
         <w:pStyle w:val="Heading2"/>
         <w:rPr/>
       </w:pPr>
-      <w:bookmarkStart w:id="22" w:name="__RefHeading___Toc141979_4049217194"/>
+      <w:bookmarkStart w:id="22" w:name="__RefHeading___Toc141979_3199679052"/>
       <w:bookmarkEnd w:id="22"/>
       <w:r>
         <w:rPr>
@@ -28072,7 +28072,7 @@
         <w:pStyle w:val="Heading2"/>
         <w:rPr/>
       </w:pPr>
-      <w:bookmarkStart w:id="23" w:name="__RefHeading___Toc141981_4049217194"/>
+      <w:bookmarkStart w:id="23" w:name="__RefHeading___Toc141981_3199679052"/>
       <w:bookmarkEnd w:id="23"/>
       <w:r>
         <w:rPr>
@@ -28161,7 +28161,7 @@
         <w:pStyle w:val="Heading2"/>
         <w:rPr/>
       </w:pPr>
-      <w:bookmarkStart w:id="24" w:name="__RefHeading___Toc141983_4049217194"/>
+      <w:bookmarkStart w:id="24" w:name="__RefHeading___Toc141983_3199679052"/>
       <w:bookmarkEnd w:id="24"/>
       <w:r>
         <w:rPr>
@@ -28231,7 +28231,7 @@
         <w:pStyle w:val="Heading2"/>
         <w:rPr/>
       </w:pPr>
-      <w:bookmarkStart w:id="25" w:name="__RefHeading___Toc141985_4049217194"/>
+      <w:bookmarkStart w:id="25" w:name="__RefHeading___Toc141985_3199679052"/>
       <w:bookmarkEnd w:id="25"/>
       <w:r>
         <w:rPr>
@@ -28320,7 +28320,7 @@
         <w:pStyle w:val="Heading2"/>
         <w:rPr/>
       </w:pPr>
-      <w:bookmarkStart w:id="26" w:name="__RefHeading___Toc141987_4049217194"/>
+      <w:bookmarkStart w:id="26" w:name="__RefHeading___Toc141987_3199679052"/>
       <w:bookmarkEnd w:id="26"/>
       <w:r>
         <w:rPr>
@@ -28409,7 +28409,7 @@
         <w:pStyle w:val="Heading2"/>
         <w:rPr/>
       </w:pPr>
-      <w:bookmarkStart w:id="27" w:name="__RefHeading___Toc141989_4049217194"/>
+      <w:bookmarkStart w:id="27" w:name="__RefHeading___Toc141989_3199679052"/>
       <w:bookmarkEnd w:id="27"/>
       <w:r>
         <w:rPr>
@@ -28498,7 +28498,7 @@
         <w:pStyle w:val="Heading2"/>
         <w:rPr/>
       </w:pPr>
-      <w:bookmarkStart w:id="28" w:name="__RefHeading___Toc141991_4049217194"/>
+      <w:bookmarkStart w:id="28" w:name="__RefHeading___Toc141991_3199679052"/>
       <w:bookmarkEnd w:id="28"/>
       <w:r>
         <w:rPr>
@@ -28587,7 +28587,7 @@
         <w:pStyle w:val="Heading2"/>
         <w:rPr/>
       </w:pPr>
-      <w:bookmarkStart w:id="29" w:name="__RefHeading___Toc141993_4049217194"/>
+      <w:bookmarkStart w:id="29" w:name="__RefHeading___Toc141993_3199679052"/>
       <w:bookmarkEnd w:id="29"/>
       <w:r>
         <w:rPr>
@@ -28694,7 +28694,7 @@
         <w:pStyle w:val="Heading1"/>
         <w:rPr/>
       </w:pPr>
-      <w:bookmarkStart w:id="30" w:name="__RefHeading___Toc141995_4049217194"/>
+      <w:bookmarkStart w:id="30" w:name="__RefHeading___Toc141995_3199679052"/>
       <w:bookmarkEnd w:id="30"/>
       <w:r>
         <w:rPr>
@@ -28711,7 +28711,7 @@
         <w:pStyle w:val="Heading2"/>
         <w:rPr/>
       </w:pPr>
-      <w:bookmarkStart w:id="31" w:name="__RefHeading___Toc141997_4049217194"/>
+      <w:bookmarkStart w:id="31" w:name="__RefHeading___Toc141997_3199679052"/>
       <w:bookmarkEnd w:id="31"/>
       <w:r>
         <w:rPr>
@@ -29226,7 +29226,7 @@
         <w:pStyle w:val="Heading2"/>
         <w:rPr/>
       </w:pPr>
-      <w:bookmarkStart w:id="32" w:name="__RefHeading___Toc141999_4049217194"/>
+      <w:bookmarkStart w:id="32" w:name="__RefHeading___Toc141999_3199679052"/>
       <w:bookmarkEnd w:id="32"/>
       <w:r>
         <w:rPr>
@@ -29965,7 +29965,7 @@
       <w:r>
         <w:br w:type="page"/>
       </w:r>
-      <w:bookmarkStart w:id="33" w:name="__RefHeading___Toc142001_4049217194"/>
+      <w:bookmarkStart w:id="33" w:name="__RefHeading___Toc142001_3199679052"/>
       <w:bookmarkEnd w:id="33"/>
       <w:r>
         <w:rPr>
@@ -30590,7 +30590,7 @@
         <w:pStyle w:val="Heading1"/>
         <w:rPr/>
       </w:pPr>
-      <w:bookmarkStart w:id="34" w:name="__RefHeading___Toc142003_4049217194"/>
+      <w:bookmarkStart w:id="34" w:name="__RefHeading___Toc142003_3199679052"/>
       <w:bookmarkEnd w:id="34"/>
       <w:r>
         <w:rPr>
@@ -30639,7 +30639,7 @@
           <w:spacing w:val="0"/>
         </w:rPr>
       </w:pPr>
-      <w:bookmarkStart w:id="35" w:name="__RefHeading___Toc142005_4049217194"/>
+      <w:bookmarkStart w:id="35" w:name="__RefHeading___Toc142005_3199679052"/>
       <w:bookmarkStart w:id="36" w:name="_Toc233203395"/>
       <w:bookmarkEnd w:id="35"/>
       <w:r>
